--- a/Backend/Director_Disclosure/Output_Disclosures/2024-25/ADANI_ECOGEN_SEVEN_LIMITED/MBP-1/MBP1_TUSHAR_VRAJLAL_POPAT_11451358.docx
+++ b/Backend/Director_Disclosure/Output_Disclosures/2024-25/ADANI_ECOGEN_SEVEN_LIMITED/MBP-1/MBP1_TUSHAR_VRAJLAL_POPAT_11451358.docx
@@ -93,92 +93,17 @@
     </w:p>
     <w:p>
       <w:pPr>
-        <w:spacing w:before="0" w:after="0"/>
-        <w:jc w:val="left"/>
-      </w:pPr>
-      <w:r>
-        <w:rPr>
-          <w:rFonts w:ascii="Adani" w:hAnsi="Adani"/>
-          <w:b w:val="0"/>
-          <w:sz w:val="20"/>
-          <w:u w:val="none"/>
-        </w:rPr>
-        <w:t>ADANI RENEWABLE ENERGY SEVEN LIMITED</w:t>
-      </w:r>
-    </w:p>
-    <w:p>
-      <w:pPr>
-        <w:spacing w:before="0" w:after="0"/>
-        <w:jc w:val="left"/>
-      </w:pPr>
-      <w:r>
-        <w:rPr>
-          <w:rFonts w:ascii="Adani" w:hAnsi="Adani"/>
-          <w:b w:val="0"/>
-          <w:sz w:val="20"/>
-          <w:u w:val="none"/>
-        </w:rPr>
-        <w:t>ADANI ECOGEN SEVEN LIMITED</w:t>
-      </w:r>
-    </w:p>
-    <w:p>
-      <w:pPr>
-        <w:spacing w:before="0" w:after="0"/>
-        <w:jc w:val="left"/>
-      </w:pPr>
-      <w:r>
-        <w:rPr>
-          <w:rFonts w:ascii="Adani" w:hAnsi="Adani"/>
-          <w:b w:val="0"/>
-          <w:sz w:val="20"/>
-          <w:u w:val="none"/>
-        </w:rPr>
-        <w:t>WIND FIVE RENERGY LIMITED</w:t>
-      </w:r>
-    </w:p>
-    <w:p>
-      <w:pPr>
-        <w:spacing w:before="0" w:after="0"/>
-        <w:jc w:val="left"/>
-      </w:pPr>
-      <w:r>
-        <w:rPr>
-          <w:rFonts w:ascii="Adani" w:hAnsi="Adani"/>
-          <w:b w:val="0"/>
-          <w:sz w:val="20"/>
-          <w:u w:val="none"/>
-        </w:rPr>
-        <w:t>ADANI GREEN ENERGY TWENTY FOUR LIMITED</w:t>
-      </w:r>
-    </w:p>
-    <w:p>
-      <w:pPr>
-        <w:spacing w:before="0" w:after="0"/>
-        <w:jc w:val="left"/>
-      </w:pPr>
-      <w:r>
-        <w:rPr>
-          <w:rFonts w:ascii="Adani" w:hAnsi="Adani"/>
-          <w:b w:val="0"/>
-          <w:sz w:val="20"/>
-          <w:u w:val="none"/>
-        </w:rPr>
-        <w:t>ADANI WIND ENERGY KUTCHH THREE LIMITED</w:t>
-      </w:r>
-    </w:p>
-    <w:p>
-      <w:pPr>
         <w:spacing w:before="0" w:after="160"/>
         <w:jc w:val="left"/>
       </w:pPr>
       <w:r>
         <w:rPr>
           <w:rFonts w:ascii="Adani" w:hAnsi="Adani"/>
-          <w:b w:val="0"/>
+          <w:b/>
           <w:sz w:val="20"/>
           <w:u w:val="none"/>
         </w:rPr>
-        <w:t>ADANI RENEWABLE ENERGY HOLDING THREE LIMITED</w:t>
+        <w:t>ADANI ECOGEN SEVEN LIMITED</w:t>
       </w:r>
     </w:p>
     <w:p>
@@ -1032,7 +957,7 @@
                 <w:sz w:val="18"/>
                 <w:u w:val="none"/>
               </w:rPr>
-              <w:t>ADANI WIND ENERGY KUTCHH THREE LIMITED</w:t>
+              <w:t>ADANI RENEWABLE ENERGY HOLDING THREE LIMITED</w:t>
             </w:r>
           </w:p>
         </w:tc>
@@ -1174,7 +1099,7 @@
                 <w:sz w:val="18"/>
                 <w:u w:val="none"/>
               </w:rPr>
-              <w:t>ADANI RENEWABLE ENERGY HOLDING THREE LIMITED</w:t>
+              <w:t>ADANI WIND ENERGY KUTCHH THREE LIMITED</w:t>
             </w:r>
           </w:p>
         </w:tc>
@@ -1495,7 +1420,7 @@
                 <w:sz w:val="18"/>
                 <w:u w:val="none"/>
               </w:rPr>
-              <w:t>Date:   07th May, 2026</w:t>
+              <w:t>Date:   15th May, 2026</w:t>
             </w:r>
           </w:p>
         </w:tc>
@@ -1761,174 +1686,441 @@
         <w:t>:</w:t>
       </w:r>
     </w:p>
-    <w:p>
-      <w:pPr>
-        <w:pStyle w:val="ListNumber"/>
-        <w:spacing w:before="0" w:after="40"/>
-        <w:ind w:left="720"/>
-      </w:pPr>
-      <w:r>
-        <w:rPr>
-          <w:rFonts w:ascii="Adani" w:hAnsi="Adani"/>
-          <w:b w:val="0"/>
-          <w:sz w:val="20"/>
-          <w:u w:val="none"/>
-        </w:rPr>
-        <w:t>Father</w:t>
-        <w:tab/>
-        <w:tab/>
-        <w:t>:</w:t>
-        <w:tab/>
-        <w:t>NIL</w:t>
-      </w:r>
-    </w:p>
-    <w:p>
-      <w:pPr>
-        <w:pStyle w:val="ListNumber"/>
-        <w:spacing w:before="0" w:after="40"/>
-        <w:ind w:left="720"/>
-      </w:pPr>
-      <w:r>
-        <w:rPr>
-          <w:rFonts w:ascii="Adani" w:hAnsi="Adani"/>
-          <w:b w:val="0"/>
-          <w:sz w:val="20"/>
-          <w:u w:val="none"/>
-        </w:rPr>
-        <w:t>Mother</w:t>
-        <w:tab/>
-        <w:tab/>
-        <w:t>:</w:t>
-        <w:tab/>
-        <w:t>NIL</w:t>
-      </w:r>
-    </w:p>
-    <w:p>
-      <w:pPr>
-        <w:pStyle w:val="ListNumber"/>
-        <w:spacing w:before="0" w:after="40"/>
-        <w:ind w:left="720"/>
-      </w:pPr>
-      <w:r>
-        <w:rPr>
-          <w:rFonts w:ascii="Adani" w:hAnsi="Adani"/>
-          <w:b w:val="0"/>
-          <w:sz w:val="20"/>
-          <w:u w:val="none"/>
-        </w:rPr>
-        <w:t>Son</w:t>
-        <w:tab/>
-        <w:tab/>
-        <w:t>:</w:t>
-        <w:tab/>
-        <w:t>NIL</w:t>
-      </w:r>
-    </w:p>
-    <w:p>
-      <w:pPr>
-        <w:pStyle w:val="ListNumber"/>
-        <w:spacing w:before="0" w:after="40"/>
-        <w:ind w:left="720"/>
-      </w:pPr>
-      <w:r>
-        <w:rPr>
-          <w:rFonts w:ascii="Adani" w:hAnsi="Adani"/>
-          <w:b w:val="0"/>
-          <w:sz w:val="20"/>
-          <w:u w:val="none"/>
-        </w:rPr>
-        <w:t>Son's Wife</w:t>
-        <w:tab/>
-        <w:tab/>
-        <w:t>:</w:t>
-        <w:tab/>
-        <w:t>NIL</w:t>
-      </w:r>
-    </w:p>
-    <w:p>
-      <w:pPr>
-        <w:pStyle w:val="ListNumber"/>
-        <w:spacing w:before="0" w:after="40"/>
-        <w:ind w:left="720"/>
-      </w:pPr>
-      <w:r>
-        <w:rPr>
-          <w:rFonts w:ascii="Adani" w:hAnsi="Adani"/>
-          <w:b w:val="0"/>
-          <w:sz w:val="20"/>
-          <w:u w:val="none"/>
-        </w:rPr>
-        <w:t>Daughter</w:t>
-        <w:tab/>
-        <w:tab/>
-        <w:t>:</w:t>
-        <w:tab/>
-        <w:t>NIL</w:t>
-      </w:r>
-    </w:p>
-    <w:p>
-      <w:pPr>
-        <w:pStyle w:val="ListNumber"/>
-        <w:spacing w:before="0" w:after="40"/>
-        <w:ind w:left="720"/>
-      </w:pPr>
-      <w:r>
-        <w:rPr>
-          <w:rFonts w:ascii="Adani" w:hAnsi="Adani"/>
-          <w:b w:val="0"/>
-          <w:sz w:val="20"/>
-          <w:u w:val="none"/>
-        </w:rPr>
-        <w:t>Daughter's Husband</w:t>
-        <w:tab/>
-        <w:tab/>
-        <w:t>:</w:t>
-        <w:tab/>
-        <w:t>NIL</w:t>
-      </w:r>
-    </w:p>
-    <w:p>
-      <w:pPr>
-        <w:pStyle w:val="ListNumber"/>
-        <w:spacing w:before="0" w:after="40"/>
-        <w:ind w:left="720"/>
-      </w:pPr>
-      <w:r>
-        <w:rPr>
-          <w:rFonts w:ascii="Adani" w:hAnsi="Adani"/>
-          <w:b w:val="0"/>
-          <w:sz w:val="20"/>
-          <w:u w:val="none"/>
-        </w:rPr>
-        <w:t>Brother</w:t>
-        <w:tab/>
-        <w:tab/>
-        <w:t>:</w:t>
-        <w:tab/>
-        <w:t>NIL</w:t>
-      </w:r>
-    </w:p>
-    <w:p>
-      <w:pPr>
-        <w:pStyle w:val="ListNumber"/>
-        <w:spacing w:before="0" w:after="40"/>
-        <w:ind w:left="720"/>
-      </w:pPr>
-      <w:r>
-        <w:rPr>
-          <w:rFonts w:ascii="Adani" w:hAnsi="Adani"/>
-          <w:b w:val="0"/>
-          <w:sz w:val="20"/>
-          <w:u w:val="none"/>
-        </w:rPr>
-        <w:t>Sister</w:t>
-        <w:tab/>
-        <w:tab/>
-        <w:t>:</w:t>
-        <w:tab/>
-        <w:t>NIL</w:t>
-      </w:r>
-    </w:p>
+    <w:tbl>
+      <w:tblPr>
+        <w:tblW w:type="auto" w:w="0"/>
+        <w:jc w:val="left"/>
+        <w:tblLook w:firstColumn="1" w:firstRow="1" w:lastColumn="0" w:lastRow="0" w:noHBand="0" w:noVBand="1" w:val="04A0"/>
+      </w:tblPr>
+      <w:tblGrid>
+        <w:gridCol w:w="4536"/>
+        <w:gridCol w:w="4536"/>
+      </w:tblGrid>
+      <w:tr>
+        <w:tc>
+          <w:tcPr>
+            <w:tcW w:type="dxa" w:w="4536"/>
+            <w:tcBorders>
+              <w:top w:val="none"/>
+              <w:bottom w:val="none"/>
+              <w:left w:val="none"/>
+              <w:right w:val="none"/>
+            </w:tcBorders>
+          </w:tcPr>
+          <w:p>
+            <w:pPr>
+              <w:ind w:left="720"/>
+            </w:pPr>
+            <w:r>
+              <w:rPr>
+                <w:rFonts w:ascii="Adani" w:hAnsi="Adani"/>
+                <w:b w:val="0"/>
+                <w:sz w:val="20"/>
+                <w:u w:val="none"/>
+              </w:rPr>
+              <w:t>1.</w:t>
+              <w:tab/>
+              <w:t>Father</w:t>
+              <w:tab/>
+              <w:t>:</w:t>
+            </w:r>
+          </w:p>
+        </w:tc>
+        <w:tc>
+          <w:tcPr>
+            <w:tcW w:type="dxa" w:w="4536"/>
+            <w:tcBorders>
+              <w:top w:val="none"/>
+              <w:bottom w:val="none"/>
+              <w:left w:val="none"/>
+              <w:right w:val="none"/>
+            </w:tcBorders>
+          </w:tcPr>
+          <w:p>
+            <w:r>
+              <w:rPr>
+                <w:rFonts w:ascii="Adani" w:hAnsi="Adani"/>
+                <w:b w:val="0"/>
+                <w:sz w:val="20"/>
+                <w:u w:val="none"/>
+              </w:rPr>
+              <w:t>NIL</w:t>
+            </w:r>
+          </w:p>
+        </w:tc>
+      </w:tr>
+      <w:tr>
+        <w:tc>
+          <w:tcPr>
+            <w:tcW w:type="dxa" w:w="4536"/>
+            <w:tcBorders>
+              <w:top w:val="none"/>
+              <w:bottom w:val="none"/>
+              <w:left w:val="none"/>
+              <w:right w:val="none"/>
+            </w:tcBorders>
+          </w:tcPr>
+          <w:p>
+            <w:pPr>
+              <w:ind w:left="720"/>
+            </w:pPr>
+            <w:r>
+              <w:rPr>
+                <w:rFonts w:ascii="Adani" w:hAnsi="Adani"/>
+                <w:b w:val="0"/>
+                <w:sz w:val="20"/>
+                <w:u w:val="none"/>
+              </w:rPr>
+              <w:t>2.</w:t>
+              <w:tab/>
+              <w:t>Mother</w:t>
+              <w:tab/>
+              <w:t>:</w:t>
+            </w:r>
+          </w:p>
+        </w:tc>
+        <w:tc>
+          <w:tcPr>
+            <w:tcW w:type="dxa" w:w="4536"/>
+            <w:tcBorders>
+              <w:top w:val="none"/>
+              <w:bottom w:val="none"/>
+              <w:left w:val="none"/>
+              <w:right w:val="none"/>
+            </w:tcBorders>
+          </w:tcPr>
+          <w:p>
+            <w:r>
+              <w:rPr>
+                <w:rFonts w:ascii="Adani" w:hAnsi="Adani"/>
+                <w:b w:val="0"/>
+                <w:sz w:val="20"/>
+                <w:u w:val="none"/>
+              </w:rPr>
+              <w:t>NIL</w:t>
+            </w:r>
+          </w:p>
+        </w:tc>
+      </w:tr>
+      <w:tr>
+        <w:tc>
+          <w:tcPr>
+            <w:tcW w:type="dxa" w:w="4536"/>
+            <w:tcBorders>
+              <w:top w:val="none"/>
+              <w:bottom w:val="none"/>
+              <w:left w:val="none"/>
+              <w:right w:val="none"/>
+            </w:tcBorders>
+          </w:tcPr>
+          <w:p>
+            <w:pPr>
+              <w:ind w:left="720"/>
+            </w:pPr>
+            <w:r>
+              <w:rPr>
+                <w:rFonts w:ascii="Adani" w:hAnsi="Adani"/>
+                <w:b w:val="0"/>
+                <w:sz w:val="20"/>
+                <w:u w:val="none"/>
+              </w:rPr>
+              <w:t>3.</w:t>
+              <w:tab/>
+              <w:t>Son</w:t>
+              <w:tab/>
+              <w:t>:</w:t>
+            </w:r>
+          </w:p>
+        </w:tc>
+        <w:tc>
+          <w:tcPr>
+            <w:tcW w:type="dxa" w:w="4536"/>
+            <w:tcBorders>
+              <w:top w:val="none"/>
+              <w:bottom w:val="none"/>
+              <w:left w:val="none"/>
+              <w:right w:val="none"/>
+            </w:tcBorders>
+          </w:tcPr>
+          <w:p>
+            <w:r>
+              <w:rPr>
+                <w:rFonts w:ascii="Adani" w:hAnsi="Adani"/>
+                <w:b w:val="0"/>
+                <w:sz w:val="20"/>
+                <w:u w:val="none"/>
+              </w:rPr>
+              <w:t>NIL</w:t>
+            </w:r>
+          </w:p>
+        </w:tc>
+      </w:tr>
+      <w:tr>
+        <w:tc>
+          <w:tcPr>
+            <w:tcW w:type="dxa" w:w="4536"/>
+            <w:tcBorders>
+              <w:top w:val="none"/>
+              <w:bottom w:val="none"/>
+              <w:left w:val="none"/>
+              <w:right w:val="none"/>
+            </w:tcBorders>
+          </w:tcPr>
+          <w:p>
+            <w:pPr>
+              <w:ind w:left="720"/>
+            </w:pPr>
+            <w:r>
+              <w:rPr>
+                <w:rFonts w:ascii="Adani" w:hAnsi="Adani"/>
+                <w:b w:val="0"/>
+                <w:sz w:val="20"/>
+                <w:u w:val="none"/>
+              </w:rPr>
+              <w:t>4.</w:t>
+              <w:tab/>
+              <w:t>Son's Wife</w:t>
+              <w:tab/>
+              <w:t>:</w:t>
+            </w:r>
+          </w:p>
+        </w:tc>
+        <w:tc>
+          <w:tcPr>
+            <w:tcW w:type="dxa" w:w="4536"/>
+            <w:tcBorders>
+              <w:top w:val="none"/>
+              <w:bottom w:val="none"/>
+              <w:left w:val="none"/>
+              <w:right w:val="none"/>
+            </w:tcBorders>
+          </w:tcPr>
+          <w:p>
+            <w:r>
+              <w:rPr>
+                <w:rFonts w:ascii="Adani" w:hAnsi="Adani"/>
+                <w:b w:val="0"/>
+                <w:sz w:val="20"/>
+                <w:u w:val="none"/>
+              </w:rPr>
+              <w:t>NIL</w:t>
+            </w:r>
+          </w:p>
+        </w:tc>
+      </w:tr>
+      <w:tr>
+        <w:tc>
+          <w:tcPr>
+            <w:tcW w:type="dxa" w:w="4536"/>
+            <w:tcBorders>
+              <w:top w:val="none"/>
+              <w:bottom w:val="none"/>
+              <w:left w:val="none"/>
+              <w:right w:val="none"/>
+            </w:tcBorders>
+          </w:tcPr>
+          <w:p>
+            <w:pPr>
+              <w:ind w:left="720"/>
+            </w:pPr>
+            <w:r>
+              <w:rPr>
+                <w:rFonts w:ascii="Adani" w:hAnsi="Adani"/>
+                <w:b w:val="0"/>
+                <w:sz w:val="20"/>
+                <w:u w:val="none"/>
+              </w:rPr>
+              <w:t>5.</w:t>
+              <w:tab/>
+              <w:t>Daughter</w:t>
+              <w:tab/>
+              <w:t>:</w:t>
+            </w:r>
+          </w:p>
+        </w:tc>
+        <w:tc>
+          <w:tcPr>
+            <w:tcW w:type="dxa" w:w="4536"/>
+            <w:tcBorders>
+              <w:top w:val="none"/>
+              <w:bottom w:val="none"/>
+              <w:left w:val="none"/>
+              <w:right w:val="none"/>
+            </w:tcBorders>
+          </w:tcPr>
+          <w:p>
+            <w:r>
+              <w:rPr>
+                <w:rFonts w:ascii="Adani" w:hAnsi="Adani"/>
+                <w:b w:val="0"/>
+                <w:sz w:val="20"/>
+                <w:u w:val="none"/>
+              </w:rPr>
+              <w:t>NIL</w:t>
+            </w:r>
+          </w:p>
+        </w:tc>
+      </w:tr>
+      <w:tr>
+        <w:tc>
+          <w:tcPr>
+            <w:tcW w:type="dxa" w:w="4536"/>
+            <w:tcBorders>
+              <w:top w:val="none"/>
+              <w:bottom w:val="none"/>
+              <w:left w:val="none"/>
+              <w:right w:val="none"/>
+            </w:tcBorders>
+          </w:tcPr>
+          <w:p>
+            <w:pPr>
+              <w:ind w:left="720"/>
+            </w:pPr>
+            <w:r>
+              <w:rPr>
+                <w:rFonts w:ascii="Adani" w:hAnsi="Adani"/>
+                <w:b w:val="0"/>
+                <w:sz w:val="20"/>
+                <w:u w:val="none"/>
+              </w:rPr>
+              <w:t>6.</w:t>
+              <w:tab/>
+              <w:t>Daughter's Husband</w:t>
+              <w:tab/>
+              <w:t>:</w:t>
+            </w:r>
+          </w:p>
+        </w:tc>
+        <w:tc>
+          <w:tcPr>
+            <w:tcW w:type="dxa" w:w="4536"/>
+            <w:tcBorders>
+              <w:top w:val="none"/>
+              <w:bottom w:val="none"/>
+              <w:left w:val="none"/>
+              <w:right w:val="none"/>
+            </w:tcBorders>
+          </w:tcPr>
+          <w:p>
+            <w:r>
+              <w:rPr>
+                <w:rFonts w:ascii="Adani" w:hAnsi="Adani"/>
+                <w:b w:val="0"/>
+                <w:sz w:val="20"/>
+                <w:u w:val="none"/>
+              </w:rPr>
+              <w:t>NIL</w:t>
+            </w:r>
+          </w:p>
+        </w:tc>
+      </w:tr>
+      <w:tr>
+        <w:tc>
+          <w:tcPr>
+            <w:tcW w:type="dxa" w:w="4536"/>
+            <w:tcBorders>
+              <w:top w:val="none"/>
+              <w:bottom w:val="none"/>
+              <w:left w:val="none"/>
+              <w:right w:val="none"/>
+            </w:tcBorders>
+          </w:tcPr>
+          <w:p>
+            <w:pPr>
+              <w:ind w:left="720"/>
+            </w:pPr>
+            <w:r>
+              <w:rPr>
+                <w:rFonts w:ascii="Adani" w:hAnsi="Adani"/>
+                <w:b w:val="0"/>
+                <w:sz w:val="20"/>
+                <w:u w:val="none"/>
+              </w:rPr>
+              <w:t>7.</w:t>
+              <w:tab/>
+              <w:t>Brother</w:t>
+              <w:tab/>
+              <w:t>:</w:t>
+            </w:r>
+          </w:p>
+        </w:tc>
+        <w:tc>
+          <w:tcPr>
+            <w:tcW w:type="dxa" w:w="4536"/>
+            <w:tcBorders>
+              <w:top w:val="none"/>
+              <w:bottom w:val="none"/>
+              <w:left w:val="none"/>
+              <w:right w:val="none"/>
+            </w:tcBorders>
+          </w:tcPr>
+          <w:p>
+            <w:r>
+              <w:rPr>
+                <w:rFonts w:ascii="Adani" w:hAnsi="Adani"/>
+                <w:b w:val="0"/>
+                <w:sz w:val="20"/>
+                <w:u w:val="none"/>
+              </w:rPr>
+              <w:t>NIL</w:t>
+            </w:r>
+          </w:p>
+        </w:tc>
+      </w:tr>
+      <w:tr>
+        <w:tc>
+          <w:tcPr>
+            <w:tcW w:type="dxa" w:w="4536"/>
+            <w:tcBorders>
+              <w:top w:val="none"/>
+              <w:bottom w:val="none"/>
+              <w:left w:val="none"/>
+              <w:right w:val="none"/>
+            </w:tcBorders>
+          </w:tcPr>
+          <w:p>
+            <w:pPr>
+              <w:ind w:left="720"/>
+            </w:pPr>
+            <w:r>
+              <w:rPr>
+                <w:rFonts w:ascii="Adani" w:hAnsi="Adani"/>
+                <w:b w:val="0"/>
+                <w:sz w:val="20"/>
+                <w:u w:val="none"/>
+              </w:rPr>
+              <w:t>8.</w:t>
+              <w:tab/>
+              <w:t>Sister</w:t>
+              <w:tab/>
+              <w:t>:</w:t>
+            </w:r>
+          </w:p>
+        </w:tc>
+        <w:tc>
+          <w:tcPr>
+            <w:tcW w:type="dxa" w:w="4536"/>
+            <w:tcBorders>
+              <w:top w:val="none"/>
+              <w:bottom w:val="none"/>
+              <w:left w:val="none"/>
+              <w:right w:val="none"/>
+            </w:tcBorders>
+          </w:tcPr>
+          <w:p>
+            <w:r>
+              <w:rPr>
+                <w:rFonts w:ascii="Adani" w:hAnsi="Adani"/>
+                <w:b w:val="0"/>
+                <w:sz w:val="20"/>
+                <w:u w:val="none"/>
+              </w:rPr>
+              <w:t>NIL</w:t>
+            </w:r>
+          </w:p>
+        </w:tc>
+      </w:tr>
+    </w:tbl>
     <w:p/>
     <w:p>
       <w:pPr>
@@ -2265,7 +2457,7 @@
                 <w:sz w:val="18"/>
                 <w:u w:val="none"/>
               </w:rPr>
-              <w:t>Date:   07th May, 2026</w:t>
+              <w:t>Date:   15th May, 2026</w:t>
             </w:r>
           </w:p>
         </w:tc>
@@ -2426,7 +2618,7 @@
           <w:sz w:val="20"/>
           <w:u w:val="none"/>
         </w:rPr>
-        <w:t>07th May, 2026</w:t>
+        <w:t>15th May, 2026</w:t>
       </w:r>
     </w:p>
     <w:p>
@@ -2531,7 +2723,7 @@
           <w:sz w:val="20"/>
           <w:u w:val="none"/>
         </w:rPr>
-        <w:t>ADANI WIND ENERGY KUTCHH THREE LIMITED</w:t>
+        <w:t>ADANI RENEWABLE ENERGY HOLDING THREE LIMITED</w:t>
       </w:r>
     </w:p>
     <w:p>
@@ -2546,7 +2738,7 @@
           <w:sz w:val="20"/>
           <w:u w:val="none"/>
         </w:rPr>
-        <w:t>ADANI RENEWABLE ENERGY HOLDING THREE LIMITED</w:t>
+        <w:t>ADANI WIND ENERGY KUTCHH THREE LIMITED</w:t>
       </w:r>
     </w:p>
     <w:p/>
@@ -2667,7 +2859,7 @@
           <w:sz w:val="20"/>
           <w:u w:val="none"/>
         </w:rPr>
-        <w:t>ADANI WIND ENERGY KUTCHH THREE LIMITED</w:t>
+        <w:t>ADANI RENEWABLE ENERGY HOLDING THREE LIMITED</w:t>
       </w:r>
     </w:p>
     <w:p>
@@ -2682,7 +2874,7 @@
           <w:sz w:val="20"/>
           <w:u w:val="none"/>
         </w:rPr>
-        <w:t>ADANI RENEWABLE ENERGY HOLDING THREE LIMITED</w:t>
+        <w:t>ADANI WIND ENERGY KUTCHH THREE LIMITED</w:t>
       </w:r>
     </w:p>
     <w:p/>
@@ -4137,7 +4329,7 @@
                 <w:sz w:val="18"/>
                 <w:u w:val="none"/>
               </w:rPr>
-              <w:t>U40300GJ2019PLC106778</w:t>
+              <w:t>U40106GJ2015PLC082724</w:t>
             </w:r>
           </w:p>
         </w:tc>
@@ -4165,7 +4357,7 @@
                 <w:sz w:val="18"/>
                 <w:u w:val="none"/>
               </w:rPr>
-              <w:t>ADANI WIND ENERGY KUTCHH THREE LIMITED</w:t>
+              <w:t>ADANI RENEWABLE ENERGY HOLDING THREE LIMITED</w:t>
             </w:r>
           </w:p>
         </w:tc>
@@ -4251,7 +4443,7 @@
                 <w:sz w:val="18"/>
                 <w:u w:val="none"/>
               </w:rPr>
-              <w:t>U40106GJ2015PLC082724</w:t>
+              <w:t>U40300GJ2019PLC106778</w:t>
             </w:r>
           </w:p>
         </w:tc>
@@ -4279,7 +4471,7 @@
                 <w:sz w:val="18"/>
                 <w:u w:val="none"/>
               </w:rPr>
-              <w:t>ADANI RENEWABLE ENERGY HOLDING THREE LIMITED</w:t>
+              <w:t>ADANI WIND ENERGY KUTCHH THREE LIMITED</w:t>
             </w:r>
           </w:p>
         </w:tc>

--- a/Backend/Director_Disclosure/Output_Disclosures/2024-25/ADANI_ECOGEN_SEVEN_LIMITED/MBP-1/MBP1_TUSHAR_VRAJLAL_POPAT_11451358.docx
+++ b/Backend/Director_Disclosure/Output_Disclosures/2024-25/ADANI_ECOGEN_SEVEN_LIMITED/MBP-1/MBP1_TUSHAR_VRAJLAL_POPAT_11451358.docx
@@ -673,6 +673,290 @@
                 <w:sz w:val="18"/>
                 <w:u w:val="none"/>
               </w:rPr>
+              <w:t>ADANI ECOGEN SIX LIMITED</w:t>
+            </w:r>
+          </w:p>
+        </w:tc>
+        <w:tc>
+          <w:tcPr>
+            <w:tcW w:type="dxa" w:w="1814"/>
+            <w:shd w:val="clear" w:color="auto" w:fill="FFFFFF"/>
+            <w:tcBorders>
+              <w:top w:val="single" w:sz="4" w:space="0" w:color="000000"/>
+              <w:left w:val="single" w:sz="4" w:space="0" w:color="000000"/>
+              <w:bottom w:val="single" w:sz="4" w:space="0" w:color="000000"/>
+              <w:right w:val="single" w:sz="4" w:space="0" w:color="000000"/>
+            </w:tcBorders>
+            <w:vAlign w:val="center"/>
+          </w:tcPr>
+          <w:p>
+            <w:pPr>
+              <w:spacing w:before="40" w:after="40"/>
+              <w:jc w:val="left"/>
+            </w:pPr>
+            <w:r>
+              <w:rPr>
+                <w:rFonts w:ascii="Adani" w:hAnsi="Adani"/>
+                <w:b w:val="0"/>
+                <w:sz w:val="18"/>
+                <w:u w:val="none"/>
+              </w:rPr>
+              <w:t>Additional Director</w:t>
+            </w:r>
+          </w:p>
+        </w:tc>
+        <w:tc>
+          <w:tcPr>
+            <w:tcW w:type="dxa" w:w="1020"/>
+            <w:shd w:val="clear" w:color="auto" w:fill="FFFFFF"/>
+            <w:tcBorders>
+              <w:top w:val="single" w:sz="4" w:space="0" w:color="000000"/>
+              <w:left w:val="single" w:sz="4" w:space="0" w:color="000000"/>
+              <w:bottom w:val="single" w:sz="4" w:space="0" w:color="000000"/>
+              <w:right w:val="single" w:sz="4" w:space="0" w:color="000000"/>
+            </w:tcBorders>
+            <w:vAlign w:val="center"/>
+          </w:tcPr>
+          <w:p>
+            <w:pPr>
+              <w:spacing w:before="40" w:after="40"/>
+              <w:jc w:val="left"/>
+            </w:pPr>
+            <w:r>
+              <w:rPr>
+                <w:rFonts w:ascii="Adani" w:hAnsi="Adani"/>
+                <w:b w:val="0"/>
+                <w:sz w:val="18"/>
+                <w:u w:val="none"/>
+              </w:rPr>
+              <w:t>NIL</w:t>
+            </w:r>
+          </w:p>
+        </w:tc>
+        <w:tc>
+          <w:tcPr>
+            <w:tcW w:type="dxa" w:w="1247"/>
+            <w:shd w:val="clear" w:color="auto" w:fill="FFFFFF"/>
+            <w:tcBorders>
+              <w:top w:val="single" w:sz="4" w:space="0" w:color="000000"/>
+              <w:left w:val="single" w:sz="4" w:space="0" w:color="000000"/>
+              <w:bottom w:val="single" w:sz="4" w:space="0" w:color="000000"/>
+              <w:right w:val="single" w:sz="4" w:space="0" w:color="000000"/>
+            </w:tcBorders>
+            <w:vAlign w:val="center"/>
+          </w:tcPr>
+          <w:p>
+            <w:pPr>
+              <w:spacing w:before="40" w:after="40"/>
+              <w:jc w:val="left"/>
+            </w:pPr>
+            <w:r>
+              <w:rPr>
+                <w:rFonts w:ascii="Adani" w:hAnsi="Adani"/>
+                <w:b w:val="0"/>
+                <w:sz w:val="18"/>
+                <w:u w:val="none"/>
+              </w:rPr>
+              <w:t>14/03/2026</w:t>
+            </w:r>
+          </w:p>
+        </w:tc>
+      </w:tr>
+      <w:tr>
+        <w:tc>
+          <w:tcPr>
+            <w:tcW w:type="dxa" w:w="680"/>
+            <w:shd w:val="clear" w:color="auto" w:fill="FFFFFF"/>
+            <w:tcBorders>
+              <w:top w:val="single" w:sz="4" w:space="0" w:color="000000"/>
+              <w:left w:val="single" w:sz="4" w:space="0" w:color="000000"/>
+              <w:bottom w:val="single" w:sz="4" w:space="0" w:color="000000"/>
+              <w:right w:val="single" w:sz="4" w:space="0" w:color="000000"/>
+            </w:tcBorders>
+            <w:vAlign w:val="center"/>
+          </w:tcPr>
+          <w:p>
+            <w:pPr>
+              <w:spacing w:before="40" w:after="40"/>
+              <w:jc w:val="left"/>
+            </w:pPr>
+            <w:r>
+              <w:rPr>
+                <w:rFonts w:ascii="Adani" w:hAnsi="Adani"/>
+                <w:b w:val="0"/>
+                <w:sz w:val="18"/>
+                <w:u w:val="none"/>
+              </w:rPr>
+              <w:t>4</w:t>
+            </w:r>
+          </w:p>
+        </w:tc>
+        <w:tc>
+          <w:tcPr>
+            <w:tcW w:type="dxa" w:w="3969"/>
+            <w:shd w:val="clear" w:color="auto" w:fill="FFFFFF"/>
+            <w:tcBorders>
+              <w:top w:val="single" w:sz="4" w:space="0" w:color="000000"/>
+              <w:left w:val="single" w:sz="4" w:space="0" w:color="000000"/>
+              <w:bottom w:val="single" w:sz="4" w:space="0" w:color="000000"/>
+              <w:right w:val="single" w:sz="4" w:space="0" w:color="000000"/>
+            </w:tcBorders>
+            <w:vAlign w:val="center"/>
+          </w:tcPr>
+          <w:p>
+            <w:pPr>
+              <w:spacing w:before="40" w:after="40"/>
+              <w:jc w:val="left"/>
+            </w:pPr>
+            <w:r>
+              <w:rPr>
+                <w:rFonts w:ascii="Adani" w:hAnsi="Adani"/>
+                <w:b w:val="0"/>
+                <w:sz w:val="18"/>
+                <w:u w:val="none"/>
+              </w:rPr>
+              <w:t>ADANI ECOGEN EIGHT LIMITED</w:t>
+            </w:r>
+          </w:p>
+        </w:tc>
+        <w:tc>
+          <w:tcPr>
+            <w:tcW w:type="dxa" w:w="1814"/>
+            <w:shd w:val="clear" w:color="auto" w:fill="FFFFFF"/>
+            <w:tcBorders>
+              <w:top w:val="single" w:sz="4" w:space="0" w:color="000000"/>
+              <w:left w:val="single" w:sz="4" w:space="0" w:color="000000"/>
+              <w:bottom w:val="single" w:sz="4" w:space="0" w:color="000000"/>
+              <w:right w:val="single" w:sz="4" w:space="0" w:color="000000"/>
+            </w:tcBorders>
+            <w:vAlign w:val="center"/>
+          </w:tcPr>
+          <w:p>
+            <w:pPr>
+              <w:spacing w:before="40" w:after="40"/>
+              <w:jc w:val="left"/>
+            </w:pPr>
+            <w:r>
+              <w:rPr>
+                <w:rFonts w:ascii="Adani" w:hAnsi="Adani"/>
+                <w:b w:val="0"/>
+                <w:sz w:val="18"/>
+                <w:u w:val="none"/>
+              </w:rPr>
+              <w:t>Additional Director</w:t>
+            </w:r>
+          </w:p>
+        </w:tc>
+        <w:tc>
+          <w:tcPr>
+            <w:tcW w:type="dxa" w:w="1020"/>
+            <w:shd w:val="clear" w:color="auto" w:fill="FFFFFF"/>
+            <w:tcBorders>
+              <w:top w:val="single" w:sz="4" w:space="0" w:color="000000"/>
+              <w:left w:val="single" w:sz="4" w:space="0" w:color="000000"/>
+              <w:bottom w:val="single" w:sz="4" w:space="0" w:color="000000"/>
+              <w:right w:val="single" w:sz="4" w:space="0" w:color="000000"/>
+            </w:tcBorders>
+            <w:vAlign w:val="center"/>
+          </w:tcPr>
+          <w:p>
+            <w:pPr>
+              <w:spacing w:before="40" w:after="40"/>
+              <w:jc w:val="left"/>
+            </w:pPr>
+            <w:r>
+              <w:rPr>
+                <w:rFonts w:ascii="Adani" w:hAnsi="Adani"/>
+                <w:b w:val="0"/>
+                <w:sz w:val="18"/>
+                <w:u w:val="none"/>
+              </w:rPr>
+              <w:t>NIL</w:t>
+            </w:r>
+          </w:p>
+        </w:tc>
+        <w:tc>
+          <w:tcPr>
+            <w:tcW w:type="dxa" w:w="1247"/>
+            <w:shd w:val="clear" w:color="auto" w:fill="FFFFFF"/>
+            <w:tcBorders>
+              <w:top w:val="single" w:sz="4" w:space="0" w:color="000000"/>
+              <w:left w:val="single" w:sz="4" w:space="0" w:color="000000"/>
+              <w:bottom w:val="single" w:sz="4" w:space="0" w:color="000000"/>
+              <w:right w:val="single" w:sz="4" w:space="0" w:color="000000"/>
+            </w:tcBorders>
+            <w:vAlign w:val="center"/>
+          </w:tcPr>
+          <w:p>
+            <w:pPr>
+              <w:spacing w:before="40" w:after="40"/>
+              <w:jc w:val="left"/>
+            </w:pPr>
+            <w:r>
+              <w:rPr>
+                <w:rFonts w:ascii="Adani" w:hAnsi="Adani"/>
+                <w:b w:val="0"/>
+                <w:sz w:val="18"/>
+                <w:u w:val="none"/>
+              </w:rPr>
+              <w:t>14/03/2026</w:t>
+            </w:r>
+          </w:p>
+        </w:tc>
+      </w:tr>
+      <w:tr>
+        <w:tc>
+          <w:tcPr>
+            <w:tcW w:type="dxa" w:w="680"/>
+            <w:shd w:val="clear" w:color="auto" w:fill="FFFFFF"/>
+            <w:tcBorders>
+              <w:top w:val="single" w:sz="4" w:space="0" w:color="000000"/>
+              <w:left w:val="single" w:sz="4" w:space="0" w:color="000000"/>
+              <w:bottom w:val="single" w:sz="4" w:space="0" w:color="000000"/>
+              <w:right w:val="single" w:sz="4" w:space="0" w:color="000000"/>
+            </w:tcBorders>
+            <w:vAlign w:val="center"/>
+          </w:tcPr>
+          <w:p>
+            <w:pPr>
+              <w:spacing w:before="40" w:after="40"/>
+              <w:jc w:val="left"/>
+            </w:pPr>
+            <w:r>
+              <w:rPr>
+                <w:rFonts w:ascii="Adani" w:hAnsi="Adani"/>
+                <w:b w:val="0"/>
+                <w:sz w:val="18"/>
+                <w:u w:val="none"/>
+              </w:rPr>
+              <w:t>5</w:t>
+            </w:r>
+          </w:p>
+        </w:tc>
+        <w:tc>
+          <w:tcPr>
+            <w:tcW w:type="dxa" w:w="3969"/>
+            <w:shd w:val="clear" w:color="auto" w:fill="FFFFFF"/>
+            <w:tcBorders>
+              <w:top w:val="single" w:sz="4" w:space="0" w:color="000000"/>
+              <w:left w:val="single" w:sz="4" w:space="0" w:color="000000"/>
+              <w:bottom w:val="single" w:sz="4" w:space="0" w:color="000000"/>
+              <w:right w:val="single" w:sz="4" w:space="0" w:color="000000"/>
+            </w:tcBorders>
+            <w:vAlign w:val="center"/>
+          </w:tcPr>
+          <w:p>
+            <w:pPr>
+              <w:spacing w:before="40" w:after="40"/>
+              <w:jc w:val="left"/>
+            </w:pPr>
+            <w:r>
+              <w:rPr>
+                <w:rFonts w:ascii="Adani" w:hAnsi="Adani"/>
+                <w:b w:val="0"/>
+                <w:sz w:val="18"/>
+                <w:u w:val="none"/>
+              </w:rPr>
               <w:t>WIND FIVE RENERGY LIMITED</w:t>
             </w:r>
           </w:p>
@@ -787,7 +1071,7 @@
                 <w:sz w:val="18"/>
                 <w:u w:val="none"/>
               </w:rPr>
-              <w:t>4</w:t>
+              <w:t>6</w:t>
             </w:r>
           </w:p>
         </w:tc>
@@ -929,7 +1213,7 @@
                 <w:sz w:val="18"/>
                 <w:u w:val="none"/>
               </w:rPr>
-              <w:t>5</w:t>
+              <w:t>7</w:t>
             </w:r>
           </w:p>
         </w:tc>
@@ -957,7 +1241,7 @@
                 <w:sz w:val="18"/>
                 <w:u w:val="none"/>
               </w:rPr>
-              <w:t>ADANI RENEWABLE ENERGY HOLDING THREE LIMITED</w:t>
+              <w:t>ADANI WIND ENERGY KUTCHH THREE LIMITED</w:t>
             </w:r>
           </w:p>
         </w:tc>
@@ -1071,7 +1355,7 @@
                 <w:sz w:val="18"/>
                 <w:u w:val="none"/>
               </w:rPr>
-              <w:t>6</w:t>
+              <w:t>8</w:t>
             </w:r>
           </w:p>
         </w:tc>
@@ -1099,7 +1383,7 @@
                 <w:sz w:val="18"/>
                 <w:u w:val="none"/>
               </w:rPr>
-              <w:t>ADANI WIND ENERGY KUTCHH THREE LIMITED</w:t>
+              <w:t>ADANI RENEWABLE ENERGY HOLDING THREE LIMITED</w:t>
             </w:r>
           </w:p>
         </w:tc>
@@ -1420,7 +1704,7 @@
                 <w:sz w:val="18"/>
                 <w:u w:val="none"/>
               </w:rPr>
-              <w:t>Date:   15th May, 2026</w:t>
+              <w:t>Date:   27th May, 2026</w:t>
             </w:r>
           </w:p>
         </w:tc>
@@ -2457,7 +2741,7 @@
                 <w:sz w:val="18"/>
                 <w:u w:val="none"/>
               </w:rPr>
-              <w:t>Date:   15th May, 2026</w:t>
+              <w:t>Date:   27th May, 2026</w:t>
             </w:r>
           </w:p>
         </w:tc>
@@ -2618,7 +2902,7 @@
           <w:sz w:val="20"/>
           <w:u w:val="none"/>
         </w:rPr>
-        <w:t>15th May, 2026</w:t>
+        <w:t>27th May, 2026</w:t>
       </w:r>
     </w:p>
     <w:p>
@@ -2693,6 +2977,36 @@
           <w:sz w:val="20"/>
           <w:u w:val="none"/>
         </w:rPr>
+        <w:t>ADANI ECOGEN SIX LIMITED</w:t>
+      </w:r>
+    </w:p>
+    <w:p>
+      <w:pPr>
+        <w:spacing w:before="0" w:after="20"/>
+        <w:jc w:val="left"/>
+      </w:pPr>
+      <w:r>
+        <w:rPr>
+          <w:rFonts w:ascii="Adani" w:hAnsi="Adani"/>
+          <w:b/>
+          <w:sz w:val="20"/>
+          <w:u w:val="none"/>
+        </w:rPr>
+        <w:t>ADANI ECOGEN EIGHT LIMITED</w:t>
+      </w:r>
+    </w:p>
+    <w:p>
+      <w:pPr>
+        <w:spacing w:before="0" w:after="20"/>
+        <w:jc w:val="left"/>
+      </w:pPr>
+      <w:r>
+        <w:rPr>
+          <w:rFonts w:ascii="Adani" w:hAnsi="Adani"/>
+          <w:b/>
+          <w:sz w:val="20"/>
+          <w:u w:val="none"/>
+        </w:rPr>
         <w:t>WIND FIVE RENERGY LIMITED</w:t>
       </w:r>
     </w:p>
@@ -2723,7 +3037,7 @@
           <w:sz w:val="20"/>
           <w:u w:val="none"/>
         </w:rPr>
-        <w:t>ADANI RENEWABLE ENERGY HOLDING THREE LIMITED</w:t>
+        <w:t>ADANI WIND ENERGY KUTCHH THREE LIMITED</w:t>
       </w:r>
     </w:p>
     <w:p>
@@ -2738,7 +3052,7 @@
           <w:sz w:val="20"/>
           <w:u w:val="none"/>
         </w:rPr>
-        <w:t>ADANI WIND ENERGY KUTCHH THREE LIMITED</w:t>
+        <w:t>ADANI RENEWABLE ENERGY HOLDING THREE LIMITED</w:t>
       </w:r>
     </w:p>
     <w:p/>
@@ -2829,6 +3143,36 @@
           <w:sz w:val="20"/>
           <w:u w:val="none"/>
         </w:rPr>
+        <w:t>ADANI ECOGEN SIX LIMITED</w:t>
+      </w:r>
+    </w:p>
+    <w:p>
+      <w:pPr>
+        <w:spacing w:before="0" w:after="20"/>
+        <w:jc w:val="left"/>
+      </w:pPr>
+      <w:r>
+        <w:rPr>
+          <w:rFonts w:ascii="Adani" w:hAnsi="Adani"/>
+          <w:b w:val="0"/>
+          <w:sz w:val="20"/>
+          <w:u w:val="none"/>
+        </w:rPr>
+        <w:t>ADANI ECOGEN EIGHT LIMITED</w:t>
+      </w:r>
+    </w:p>
+    <w:p>
+      <w:pPr>
+        <w:spacing w:before="0" w:after="20"/>
+        <w:jc w:val="left"/>
+      </w:pPr>
+      <w:r>
+        <w:rPr>
+          <w:rFonts w:ascii="Adani" w:hAnsi="Adani"/>
+          <w:b w:val="0"/>
+          <w:sz w:val="20"/>
+          <w:u w:val="none"/>
+        </w:rPr>
         <w:t>WIND FIVE RENERGY LIMITED</w:t>
       </w:r>
     </w:p>
@@ -2859,7 +3203,7 @@
           <w:sz w:val="20"/>
           <w:u w:val="none"/>
         </w:rPr>
-        <w:t>ADANI RENEWABLE ENERGY HOLDING THREE LIMITED</w:t>
+        <w:t>ADANI WIND ENERGY KUTCHH THREE LIMITED</w:t>
       </w:r>
     </w:p>
     <w:p>
@@ -2874,7 +3218,7 @@
           <w:sz w:val="20"/>
           <w:u w:val="none"/>
         </w:rPr>
-        <w:t>ADANI WIND ENERGY KUTCHH THREE LIMITED</w:t>
+        <w:t>ADANI RENEWABLE ENERGY HOLDING THREE LIMITED</w:t>
       </w:r>
     </w:p>
     <w:p/>
@@ -3700,7 +4044,7 @@
                 <w:sz w:val="18"/>
                 <w:u w:val="none"/>
               </w:rPr>
-              <w:t>6</w:t>
+              <w:t>8</w:t>
             </w:r>
           </w:p>
         </w:tc>
@@ -4101,6 +4445,234 @@
                 <w:sz w:val="18"/>
                 <w:u w:val="none"/>
               </w:rPr>
+              <w:t>U35105GJ2026PLC171697</w:t>
+            </w:r>
+          </w:p>
+        </w:tc>
+        <w:tc>
+          <w:tcPr>
+            <w:tcW w:type="dxa" w:w="4252"/>
+            <w:shd w:val="clear" w:color="auto" w:fill="FFFFFF"/>
+            <w:tcBorders>
+              <w:top w:val="single" w:sz="4" w:space="0" w:color="000000"/>
+              <w:left w:val="single" w:sz="4" w:space="0" w:color="000000"/>
+              <w:bottom w:val="single" w:sz="4" w:space="0" w:color="000000"/>
+              <w:right w:val="single" w:sz="4" w:space="0" w:color="000000"/>
+            </w:tcBorders>
+            <w:vAlign w:val="center"/>
+          </w:tcPr>
+          <w:p>
+            <w:pPr>
+              <w:spacing w:before="40" w:after="40"/>
+              <w:jc w:val="left"/>
+            </w:pPr>
+            <w:r>
+              <w:rPr>
+                <w:rFonts w:ascii="Adani" w:hAnsi="Adani"/>
+                <w:b w:val="0"/>
+                <w:sz w:val="18"/>
+                <w:u w:val="none"/>
+              </w:rPr>
+              <w:t>ADANI ECOGEN SIX LIMITED</w:t>
+            </w:r>
+          </w:p>
+        </w:tc>
+        <w:tc>
+          <w:tcPr>
+            <w:tcW w:type="dxa" w:w="1587"/>
+            <w:shd w:val="clear" w:color="auto" w:fill="FFFFFF"/>
+            <w:tcBorders>
+              <w:top w:val="single" w:sz="4" w:space="0" w:color="000000"/>
+              <w:left w:val="single" w:sz="4" w:space="0" w:color="000000"/>
+              <w:bottom w:val="single" w:sz="4" w:space="0" w:color="000000"/>
+              <w:right w:val="single" w:sz="4" w:space="0" w:color="000000"/>
+            </w:tcBorders>
+            <w:vAlign w:val="center"/>
+          </w:tcPr>
+          <w:p>
+            <w:pPr>
+              <w:spacing w:before="40" w:after="40"/>
+              <w:jc w:val="left"/>
+            </w:pPr>
+            <w:r>
+              <w:rPr>
+                <w:rFonts w:ascii="Adani" w:hAnsi="Adani"/>
+                <w:b w:val="0"/>
+                <w:sz w:val="18"/>
+                <w:u w:val="none"/>
+              </w:rPr>
+              <w:t>Additional Director</w:t>
+            </w:r>
+          </w:p>
+        </w:tc>
+        <w:tc>
+          <w:tcPr>
+            <w:tcW w:type="dxa" w:w="1304"/>
+            <w:shd w:val="clear" w:color="auto" w:fill="FFFFFF"/>
+            <w:tcBorders>
+              <w:top w:val="single" w:sz="4" w:space="0" w:color="000000"/>
+              <w:left w:val="single" w:sz="4" w:space="0" w:color="000000"/>
+              <w:bottom w:val="single" w:sz="4" w:space="0" w:color="000000"/>
+              <w:right w:val="single" w:sz="4" w:space="0" w:color="000000"/>
+            </w:tcBorders>
+            <w:vAlign w:val="center"/>
+          </w:tcPr>
+          <w:p>
+            <w:pPr>
+              <w:spacing w:before="40" w:after="40"/>
+              <w:jc w:val="left"/>
+            </w:pPr>
+            <w:r>
+              <w:rPr>
+                <w:rFonts w:ascii="Adani" w:hAnsi="Adani"/>
+                <w:b w:val="0"/>
+                <w:sz w:val="18"/>
+                <w:u w:val="none"/>
+              </w:rPr>
+              <w:t>14/03/2026</w:t>
+            </w:r>
+          </w:p>
+        </w:tc>
+      </w:tr>
+      <w:tr>
+        <w:tc>
+          <w:tcPr>
+            <w:tcW w:type="dxa" w:w="2268"/>
+            <w:shd w:val="clear" w:color="auto" w:fill="FFFFFF"/>
+            <w:tcBorders>
+              <w:top w:val="single" w:sz="4" w:space="0" w:color="000000"/>
+              <w:left w:val="single" w:sz="4" w:space="0" w:color="000000"/>
+              <w:bottom w:val="single" w:sz="4" w:space="0" w:color="000000"/>
+              <w:right w:val="single" w:sz="4" w:space="0" w:color="000000"/>
+            </w:tcBorders>
+            <w:vAlign w:val="center"/>
+          </w:tcPr>
+          <w:p>
+            <w:pPr>
+              <w:spacing w:before="40" w:after="40"/>
+              <w:jc w:val="left"/>
+            </w:pPr>
+            <w:r>
+              <w:rPr>
+                <w:rFonts w:ascii="Adani" w:hAnsi="Adani"/>
+                <w:b w:val="0"/>
+                <w:sz w:val="18"/>
+                <w:u w:val="none"/>
+              </w:rPr>
+              <w:t>U35105GJ2026PLC171689</w:t>
+            </w:r>
+          </w:p>
+        </w:tc>
+        <w:tc>
+          <w:tcPr>
+            <w:tcW w:type="dxa" w:w="4252"/>
+            <w:shd w:val="clear" w:color="auto" w:fill="FFFFFF"/>
+            <w:tcBorders>
+              <w:top w:val="single" w:sz="4" w:space="0" w:color="000000"/>
+              <w:left w:val="single" w:sz="4" w:space="0" w:color="000000"/>
+              <w:bottom w:val="single" w:sz="4" w:space="0" w:color="000000"/>
+              <w:right w:val="single" w:sz="4" w:space="0" w:color="000000"/>
+            </w:tcBorders>
+            <w:vAlign w:val="center"/>
+          </w:tcPr>
+          <w:p>
+            <w:pPr>
+              <w:spacing w:before="40" w:after="40"/>
+              <w:jc w:val="left"/>
+            </w:pPr>
+            <w:r>
+              <w:rPr>
+                <w:rFonts w:ascii="Adani" w:hAnsi="Adani"/>
+                <w:b w:val="0"/>
+                <w:sz w:val="18"/>
+                <w:u w:val="none"/>
+              </w:rPr>
+              <w:t>ADANI ECOGEN EIGHT LIMITED</w:t>
+            </w:r>
+          </w:p>
+        </w:tc>
+        <w:tc>
+          <w:tcPr>
+            <w:tcW w:type="dxa" w:w="1587"/>
+            <w:shd w:val="clear" w:color="auto" w:fill="FFFFFF"/>
+            <w:tcBorders>
+              <w:top w:val="single" w:sz="4" w:space="0" w:color="000000"/>
+              <w:left w:val="single" w:sz="4" w:space="0" w:color="000000"/>
+              <w:bottom w:val="single" w:sz="4" w:space="0" w:color="000000"/>
+              <w:right w:val="single" w:sz="4" w:space="0" w:color="000000"/>
+            </w:tcBorders>
+            <w:vAlign w:val="center"/>
+          </w:tcPr>
+          <w:p>
+            <w:pPr>
+              <w:spacing w:before="40" w:after="40"/>
+              <w:jc w:val="left"/>
+            </w:pPr>
+            <w:r>
+              <w:rPr>
+                <w:rFonts w:ascii="Adani" w:hAnsi="Adani"/>
+                <w:b w:val="0"/>
+                <w:sz w:val="18"/>
+                <w:u w:val="none"/>
+              </w:rPr>
+              <w:t>Additional Director</w:t>
+            </w:r>
+          </w:p>
+        </w:tc>
+        <w:tc>
+          <w:tcPr>
+            <w:tcW w:type="dxa" w:w="1304"/>
+            <w:shd w:val="clear" w:color="auto" w:fill="FFFFFF"/>
+            <w:tcBorders>
+              <w:top w:val="single" w:sz="4" w:space="0" w:color="000000"/>
+              <w:left w:val="single" w:sz="4" w:space="0" w:color="000000"/>
+              <w:bottom w:val="single" w:sz="4" w:space="0" w:color="000000"/>
+              <w:right w:val="single" w:sz="4" w:space="0" w:color="000000"/>
+            </w:tcBorders>
+            <w:vAlign w:val="center"/>
+          </w:tcPr>
+          <w:p>
+            <w:pPr>
+              <w:spacing w:before="40" w:after="40"/>
+              <w:jc w:val="left"/>
+            </w:pPr>
+            <w:r>
+              <w:rPr>
+                <w:rFonts w:ascii="Adani" w:hAnsi="Adani"/>
+                <w:b w:val="0"/>
+                <w:sz w:val="18"/>
+                <w:u w:val="none"/>
+              </w:rPr>
+              <w:t>14/03/2026</w:t>
+            </w:r>
+          </w:p>
+        </w:tc>
+      </w:tr>
+      <w:tr>
+        <w:tc>
+          <w:tcPr>
+            <w:tcW w:type="dxa" w:w="2268"/>
+            <w:shd w:val="clear" w:color="auto" w:fill="FFFFFF"/>
+            <w:tcBorders>
+              <w:top w:val="single" w:sz="4" w:space="0" w:color="000000"/>
+              <w:left w:val="single" w:sz="4" w:space="0" w:color="000000"/>
+              <w:bottom w:val="single" w:sz="4" w:space="0" w:color="000000"/>
+              <w:right w:val="single" w:sz="4" w:space="0" w:color="000000"/>
+            </w:tcBorders>
+            <w:vAlign w:val="center"/>
+          </w:tcPr>
+          <w:p>
+            <w:pPr>
+              <w:spacing w:before="40" w:after="40"/>
+              <w:jc w:val="left"/>
+            </w:pPr>
+            <w:r>
+              <w:rPr>
+                <w:rFonts w:ascii="Adani" w:hAnsi="Adani"/>
+                <w:b w:val="0"/>
+                <w:sz w:val="18"/>
+                <w:u w:val="none"/>
+              </w:rPr>
               <w:t>U40100GJ2017PLC096973</w:t>
             </w:r>
           </w:p>
@@ -4329,7 +4901,7 @@
                 <w:sz w:val="18"/>
                 <w:u w:val="none"/>
               </w:rPr>
-              <w:t>U40106GJ2015PLC082724</w:t>
+              <w:t>U40300GJ2019PLC106778</w:t>
             </w:r>
           </w:p>
         </w:tc>
@@ -4357,7 +4929,7 @@
                 <w:sz w:val="18"/>
                 <w:u w:val="none"/>
               </w:rPr>
-              <w:t>ADANI RENEWABLE ENERGY HOLDING THREE LIMITED</w:t>
+              <w:t>ADANI WIND ENERGY KUTCHH THREE LIMITED</w:t>
             </w:r>
           </w:p>
         </w:tc>
@@ -4443,7 +5015,7 @@
                 <w:sz w:val="18"/>
                 <w:u w:val="none"/>
               </w:rPr>
-              <w:t>U40300GJ2019PLC106778</w:t>
+              <w:t>U40106GJ2015PLC082724</w:t>
             </w:r>
           </w:p>
         </w:tc>
@@ -4471,7 +5043,7 @@
                 <w:sz w:val="18"/>
                 <w:u w:val="none"/>
               </w:rPr>
-              <w:t>ADANI WIND ENERGY KUTCHH THREE LIMITED</w:t>
+              <w:t>ADANI RENEWABLE ENERGY HOLDING THREE LIMITED</w:t>
             </w:r>
           </w:p>
         </w:tc>

--- a/Backend/Director_Disclosure/Output_Disclosures/2024-25/ADANI_ECOGEN_SEVEN_LIMITED/MBP-1/MBP1_TUSHAR_VRAJLAL_POPAT_11451358.docx
+++ b/Backend/Director_Disclosure/Output_Disclosures/2024-25/ADANI_ECOGEN_SEVEN_LIMITED/MBP-1/MBP1_TUSHAR_VRAJLAL_POPAT_11451358.docx
@@ -531,7 +531,7 @@
                 <w:sz w:val="18"/>
                 <w:u w:val="none"/>
               </w:rPr>
-              <w:t>ADANI ECOGEN SEVEN LIMITED</w:t>
+              <w:t>ADANI ECOGEN SIX LIMITED</w:t>
             </w:r>
           </w:p>
         </w:tc>
@@ -673,7 +673,7 @@
                 <w:sz w:val="18"/>
                 <w:u w:val="none"/>
               </w:rPr>
-              <w:t>ADANI ECOGEN SIX LIMITED</w:t>
+              <w:t>ADANI ECOGEN SEVEN LIMITED</w:t>
             </w:r>
           </w:p>
         </w:tc>
@@ -1241,7 +1241,7 @@
                 <w:sz w:val="18"/>
                 <w:u w:val="none"/>
               </w:rPr>
-              <w:t>ADANI WIND ENERGY KUTCHH THREE LIMITED</w:t>
+              <w:t>ADANI RENEWABLE ENERGY HOLDING THREE LIMITED</w:t>
             </w:r>
           </w:p>
         </w:tc>
@@ -1383,7 +1383,7 @@
                 <w:sz w:val="18"/>
                 <w:u w:val="none"/>
               </w:rPr>
-              <w:t>ADANI RENEWABLE ENERGY HOLDING THREE LIMITED</w:t>
+              <w:t>ADANI WIND ENERGY KUTCHH THREE LIMITED</w:t>
             </w:r>
           </w:p>
         </w:tc>
@@ -1704,7 +1704,7 @@
                 <w:sz w:val="18"/>
                 <w:u w:val="none"/>
               </w:rPr>
-              <w:t>Date:   27th May, 2026</w:t>
+              <w:t>Date:   09th June, 2026</w:t>
             </w:r>
           </w:p>
         </w:tc>
@@ -2741,7 +2741,7 @@
                 <w:sz w:val="18"/>
                 <w:u w:val="none"/>
               </w:rPr>
-              <w:t>Date:   27th May, 2026</w:t>
+              <w:t>Date:   09th June, 2026</w:t>
             </w:r>
           </w:p>
         </w:tc>
@@ -2902,7 +2902,7 @@
           <w:sz w:val="20"/>
           <w:u w:val="none"/>
         </w:rPr>
-        <w:t>27th May, 2026</w:t>
+        <w:t>09th June, 2026</w:t>
       </w:r>
     </w:p>
     <w:p>
@@ -2962,7 +2962,7 @@
           <w:sz w:val="20"/>
           <w:u w:val="none"/>
         </w:rPr>
-        <w:t>ADANI ECOGEN SEVEN LIMITED</w:t>
+        <w:t>ADANI ECOGEN SIX LIMITED</w:t>
       </w:r>
     </w:p>
     <w:p>
@@ -2977,7 +2977,7 @@
           <w:sz w:val="20"/>
           <w:u w:val="none"/>
         </w:rPr>
-        <w:t>ADANI ECOGEN SIX LIMITED</w:t>
+        <w:t>ADANI ECOGEN SEVEN LIMITED</w:t>
       </w:r>
     </w:p>
     <w:p>
@@ -3037,7 +3037,7 @@
           <w:sz w:val="20"/>
           <w:u w:val="none"/>
         </w:rPr>
-        <w:t>ADANI WIND ENERGY KUTCHH THREE LIMITED</w:t>
+        <w:t>ADANI RENEWABLE ENERGY HOLDING THREE LIMITED</w:t>
       </w:r>
     </w:p>
     <w:p>
@@ -3052,7 +3052,7 @@
           <w:sz w:val="20"/>
           <w:u w:val="none"/>
         </w:rPr>
-        <w:t>ADANI RENEWABLE ENERGY HOLDING THREE LIMITED</w:t>
+        <w:t>ADANI WIND ENERGY KUTCHH THREE LIMITED</w:t>
       </w:r>
     </w:p>
     <w:p/>
@@ -3128,7 +3128,7 @@
           <w:sz w:val="20"/>
           <w:u w:val="none"/>
         </w:rPr>
-        <w:t>ADANI ECOGEN SEVEN LIMITED</w:t>
+        <w:t>ADANI ECOGEN SIX LIMITED</w:t>
       </w:r>
     </w:p>
     <w:p>
@@ -3143,7 +3143,7 @@
           <w:sz w:val="20"/>
           <w:u w:val="none"/>
         </w:rPr>
-        <w:t>ADANI ECOGEN SIX LIMITED</w:t>
+        <w:t>ADANI ECOGEN SEVEN LIMITED</w:t>
       </w:r>
     </w:p>
     <w:p>
@@ -3203,7 +3203,7 @@
           <w:sz w:val="20"/>
           <w:u w:val="none"/>
         </w:rPr>
-        <w:t>ADANI WIND ENERGY KUTCHH THREE LIMITED</w:t>
+        <w:t>ADANI RENEWABLE ENERGY HOLDING THREE LIMITED</w:t>
       </w:r>
     </w:p>
     <w:p>
@@ -3218,7 +3218,7 @@
           <w:sz w:val="20"/>
           <w:u w:val="none"/>
         </w:rPr>
-        <w:t>ADANI RENEWABLE ENERGY HOLDING THREE LIMITED</w:t>
+        <w:t>ADANI WIND ENERGY KUTCHH THREE LIMITED</w:t>
       </w:r>
     </w:p>
     <w:p/>
@@ -4331,7 +4331,7 @@
                 <w:sz w:val="18"/>
                 <w:u w:val="none"/>
               </w:rPr>
-              <w:t>U35105GJ2026PLC171555</w:t>
+              <w:t>U35105GJ2026PLC171697</w:t>
             </w:r>
           </w:p>
         </w:tc>
@@ -4359,7 +4359,7 @@
                 <w:sz w:val="18"/>
                 <w:u w:val="none"/>
               </w:rPr>
-              <w:t>ADANI ECOGEN SEVEN LIMITED</w:t>
+              <w:t>ADANI ECOGEN SIX LIMITED</w:t>
             </w:r>
           </w:p>
         </w:tc>
@@ -4445,7 +4445,7 @@
                 <w:sz w:val="18"/>
                 <w:u w:val="none"/>
               </w:rPr>
-              <w:t>U35105GJ2026PLC171697</w:t>
+              <w:t>U35105GJ2026PLC171555</w:t>
             </w:r>
           </w:p>
         </w:tc>
@@ -4473,7 +4473,7 @@
                 <w:sz w:val="18"/>
                 <w:u w:val="none"/>
               </w:rPr>
-              <w:t>ADANI ECOGEN SIX LIMITED</w:t>
+              <w:t>ADANI ECOGEN SEVEN LIMITED</w:t>
             </w:r>
           </w:p>
         </w:tc>
@@ -4901,7 +4901,7 @@
                 <w:sz w:val="18"/>
                 <w:u w:val="none"/>
               </w:rPr>
-              <w:t>U40300GJ2019PLC106778</w:t>
+              <w:t>U40106GJ2015PLC082724</w:t>
             </w:r>
           </w:p>
         </w:tc>
@@ -4929,7 +4929,7 @@
                 <w:sz w:val="18"/>
                 <w:u w:val="none"/>
               </w:rPr>
-              <w:t>ADANI WIND ENERGY KUTCHH THREE LIMITED</w:t>
+              <w:t>ADANI RENEWABLE ENERGY HOLDING THREE LIMITED</w:t>
             </w:r>
           </w:p>
         </w:tc>
@@ -5015,7 +5015,7 @@
                 <w:sz w:val="18"/>
                 <w:u w:val="none"/>
               </w:rPr>
-              <w:t>U40106GJ2015PLC082724</w:t>
+              <w:t>U40300GJ2019PLC106778</w:t>
             </w:r>
           </w:p>
         </w:tc>
@@ -5043,7 +5043,7 @@
                 <w:sz w:val="18"/>
                 <w:u w:val="none"/>
               </w:rPr>
-              <w:t>ADANI RENEWABLE ENERGY HOLDING THREE LIMITED</w:t>
+              <w:t>ADANI WIND ENERGY KUTCHH THREE LIMITED</w:t>
             </w:r>
           </w:p>
         </w:tc>
